--- a/downloads/handouts/Unit 01/Handout 01.11 - Label Scavenger Hunt.docx
+++ b/downloads/handouts/Unit 01/Handout 01.11 - Label Scavenger Hunt.docx
@@ -86,207 +86,62 @@
     </w:p>
     <w:p>
       <w:pPr>
-        <w:pStyle w:val="SourceCode"/>
-      </w:pPr>
-      <w:r>
-        <w:rPr>
-          <w:rStyle w:val="VerbatimChar"/>
-        </w:rPr>
-        <w:t xml:space="preserve"> ________________________________</w:t>
-      </w:r>
-      <w:r>
-        <w:br/>
-      </w:r>
-      <w:r>
-        <w:rPr>
-          <w:rStyle w:val="VerbatimChar"/>
-        </w:rPr>
-        <w:t xml:space="preserve">| Nutrition Facts                |</w:t>
-      </w:r>
-      <w:r>
-        <w:br/>
-      </w:r>
-      <w:r>
-        <w:rPr>
-          <w:rStyle w:val="VerbatimChar"/>
-        </w:rPr>
-        <w:t xml:space="preserve">| (A) ___ servings per container |</w:t>
-      </w:r>
-      <w:r>
-        <w:br/>
-      </w:r>
-      <w:r>
-        <w:rPr>
-          <w:rStyle w:val="VerbatimChar"/>
-        </w:rPr>
-        <w:t xml:space="preserve">| (B) Serving size  ___________  |</w:t>
-      </w:r>
-      <w:r>
-        <w:br/>
-      </w:r>
-      <w:r>
-        <w:rPr>
-          <w:rStyle w:val="VerbatimChar"/>
-        </w:rPr>
-        <w:t xml:space="preserve">|--------------------------------|</w:t>
-      </w:r>
-      <w:r>
-        <w:br/>
-      </w:r>
-      <w:r>
-        <w:rPr>
-          <w:rStyle w:val="VerbatimChar"/>
-        </w:rPr>
-        <w:t xml:space="preserve">| Amount per serving             |</w:t>
-      </w:r>
-      <w:r>
-        <w:br/>
-      </w:r>
-      <w:r>
-        <w:rPr>
-          <w:rStyle w:val="VerbatimChar"/>
-        </w:rPr>
-        <w:t xml:space="preserve">| (C) Calories             ___   |</w:t>
-      </w:r>
-      <w:r>
-        <w:br/>
-      </w:r>
-      <w:r>
-        <w:rPr>
-          <w:rStyle w:val="VerbatimChar"/>
-        </w:rPr>
-        <w:t xml:space="preserve">|--------------------------------|</w:t>
-      </w:r>
-      <w:r>
-        <w:br/>
-      </w:r>
-      <w:r>
-        <w:rPr>
-          <w:rStyle w:val="VerbatimChar"/>
-        </w:rPr>
-        <w:t xml:space="preserve">|                   (D) % ______ |</w:t>
-      </w:r>
-      <w:r>
-        <w:br/>
-      </w:r>
-      <w:r>
-        <w:rPr>
-          <w:rStyle w:val="VerbatimChar"/>
-        </w:rPr>
-        <w:t xml:space="preserve">| Total Fat            __g   __% |</w:t>
-      </w:r>
-      <w:r>
-        <w:br/>
-      </w:r>
-      <w:r>
-        <w:rPr>
-          <w:rStyle w:val="VerbatimChar"/>
-        </w:rPr>
-        <w:t xml:space="preserve">|   Saturated Fat      __g   __% |</w:t>
-      </w:r>
-      <w:r>
-        <w:br/>
-      </w:r>
-      <w:r>
-        <w:rPr>
-          <w:rStyle w:val="VerbatimChar"/>
-        </w:rPr>
-        <w:t xml:space="preserve">|   Trans Fat          __g       |</w:t>
-      </w:r>
-      <w:r>
-        <w:br/>
-      </w:r>
-      <w:r>
-        <w:rPr>
-          <w:rStyle w:val="VerbatimChar"/>
-        </w:rPr>
-        <w:t xml:space="preserve">| Cholesterol         __mg   __% |</w:t>
-      </w:r>
-      <w:r>
-        <w:br/>
-      </w:r>
-      <w:r>
-        <w:rPr>
-          <w:rStyle w:val="VerbatimChar"/>
-        </w:rPr>
-        <w:t xml:space="preserve">| (E) Sodium          __mg   __% |</w:t>
-      </w:r>
-      <w:r>
-        <w:br/>
-      </w:r>
-      <w:r>
-        <w:rPr>
-          <w:rStyle w:val="VerbatimChar"/>
-        </w:rPr>
-        <w:t xml:space="preserve">| Total Carbohydrate   __g   __% |</w:t>
-      </w:r>
-      <w:r>
-        <w:br/>
-      </w:r>
-      <w:r>
-        <w:rPr>
-          <w:rStyle w:val="VerbatimChar"/>
-        </w:rPr>
-        <w:t xml:space="preserve">|   (F) Dietary Fiber  __g   __% |</w:t>
-      </w:r>
-      <w:r>
-        <w:br/>
-      </w:r>
-      <w:r>
-        <w:rPr>
-          <w:rStyle w:val="VerbatimChar"/>
-        </w:rPr>
-        <w:t xml:space="preserve">|   Total Sugars       __g       |</w:t>
-      </w:r>
-      <w:r>
-        <w:br/>
-      </w:r>
-      <w:r>
-        <w:rPr>
-          <w:rStyle w:val="VerbatimChar"/>
-        </w:rPr>
-        <w:t xml:space="preserve">|     (G) Includes __g Added Sugars __% |</w:t>
-      </w:r>
-      <w:r>
-        <w:br/>
-      </w:r>
-      <w:r>
-        <w:rPr>
-          <w:rStyle w:val="VerbatimChar"/>
-        </w:rPr>
-        <w:t xml:space="preserve">| Protein              __g       |</w:t>
-      </w:r>
-      <w:r>
-        <w:br/>
-      </w:r>
-      <w:r>
-        <w:rPr>
-          <w:rStyle w:val="VerbatimChar"/>
-        </w:rPr>
-        <w:t xml:space="preserve">|--------------------------------|</w:t>
-      </w:r>
-      <w:r>
-        <w:br/>
-      </w:r>
-      <w:r>
-        <w:rPr>
-          <w:rStyle w:val="VerbatimChar"/>
-        </w:rPr>
-        <w:t xml:space="preserve">| Vitamin D, Calcium, Iron, Potassium |</w:t>
-      </w:r>
-      <w:r>
-        <w:br/>
-      </w:r>
-      <w:r>
-        <w:rPr>
-          <w:rStyle w:val="VerbatimChar"/>
-        </w:rPr>
-        <w:t xml:space="preserve">|________________________________|</w:t>
-      </w:r>
-    </w:p>
-    <w:p>
-      <w:pPr>
-        <w:pStyle w:val="FirstParagraph"/>
+        <w:pStyle w:val="CaptionedFigure"/>
+      </w:pPr>
+      <w:r>
+        <w:drawing>
+          <wp:inline>
+            <wp:extent cx="3291840" cy="5457524"/>
+            <wp:effectExtent b="0" l="0" r="0" t="0"/>
+            <wp:docPr descr="A blank Nutrition Facts label with the parts marked A to G" title="" id="1" name="Picture"/>
+            <a:graphic>
+              <a:graphicData uri="http://schemas.openxmlformats.org/drawingml/2006/picture">
+                <pic:pic>
+                  <pic:nvPicPr>
+                    <pic:cNvPr descr="images/h0111-nutrition-label.png" id="0" name="Picture"/>
+                    <pic:cNvPicPr>
+                      <a:picLocks noChangeArrowheads="1" noChangeAspect="1"/>
+                    </pic:cNvPicPr>
+                  </pic:nvPicPr>
+                  <pic:blipFill>
+                    <a:blip r:embed="rId22"/>
+                    <a:stretch>
+                      <a:fillRect/>
+                    </a:stretch>
+                  </pic:blipFill>
+                  <pic:spPr bwMode="auto">
+                    <a:xfrm>
+                      <a:off x="0" y="0"/>
+                      <a:ext cx="3291840" cy="5457524"/>
+                    </a:xfrm>
+                    <a:prstGeom prst="rect">
+                      <a:avLst/>
+                    </a:prstGeom>
+                    <a:noFill/>
+                    <a:ln w="9525">
+                      <a:noFill/>
+                      <a:headEnd/>
+                      <a:tailEnd/>
+                    </a:ln>
+                  </pic:spPr>
+                </pic:pic>
+              </a:graphicData>
+            </a:graphic>
+          </wp:inline>
+        </w:drawing>
+      </w:r>
+    </w:p>
+    <w:p>
+      <w:pPr>
+        <w:pStyle w:val="ImageCaption"/>
+      </w:pPr>
+      <w:r>
+        <w:t xml:space="preserve">A blank Nutrition Facts label with the parts marked A to G</w:t>
+      </w:r>
+    </w:p>
+    <w:p>
+      <w:pPr>
+        <w:pStyle w:val="BodyText"/>
       </w:pPr>
       <w:r>
         <w:t xml:space="preserve">A. ______________________________ (how many servings in the whole package)</w:t>
@@ -445,11 +300,11 @@
       <w:pPr>
         <w:pStyle w:val="Heading2"/>
       </w:pPr>
-      <w:bookmarkStart w:id="22" w:name="page-2-the-hunt-part-1-record-the-facts"/>
+      <w:bookmarkStart w:id="23" w:name="page-2-the-hunt-part-1-record-the-facts"/>
       <w:r>
         <w:t xml:space="preserve">Page 2: The hunt, part 1: record the facts</w:t>
       </w:r>
-      <w:bookmarkEnd w:id="22"/>
+      <w:bookmarkEnd w:id="23"/>
     </w:p>
     <w:p>
       <w:pPr>
@@ -772,11 +627,11 @@
       <w:pPr>
         <w:pStyle w:val="Heading2"/>
       </w:pPr>
-      <w:bookmarkStart w:id="23" w:name="page-3-the-hunt-part-2-find-it"/>
+      <w:bookmarkStart w:id="24" w:name="page-3-the-hunt-part-2-find-it"/>
       <w:r>
         <w:t xml:space="preserve">Page 3: The hunt, part 2: find it</w:t>
       </w:r>
-      <w:bookmarkEnd w:id="23"/>
+      <w:bookmarkEnd w:id="24"/>
     </w:p>
     <w:p>
       <w:pPr>
@@ -914,11 +769,11 @@
       <w:pPr>
         <w:pStyle w:val="Heading2"/>
       </w:pPr>
-      <w:bookmarkStart w:id="24" w:name="Xac8bf1528b748a129f1a2354113b53416b66898"/>
+      <w:bookmarkStart w:id="25" w:name="Xac8bf1528b748a129f1a2354113b53416b66898"/>
       <w:r>
         <w:t xml:space="preserve">Page 4: Five written-out labels (use only if there are no real packages)</w:t>
       </w:r>
-      <w:bookmarkEnd w:id="24"/>
+      <w:bookmarkEnd w:id="25"/>
     </w:p>
     <w:p>
       <w:pPr>

--- a/downloads/handouts/Unit 01/Handout 01.11 - Label Scavenger Hunt.docx
+++ b/downloads/handouts/Unit 01/Handout 01.11 - Label Scavenger Hunt.docx
@@ -698,7 +698,7 @@
         </w:numPr>
       </w:pPr>
       <w:r>
-        <w:t xml:space="preserve">Find one package with 20% DV or more of anything. Package: __________________ Nutrient: __________________ ______% DV. Is that good or bad for this nutrient? Why? _______________________________</w:t>
+        <w:t xml:space="preserve">Find one package with 20% DV or more of anything. Package: __________________ Nutrient: __________________ ______% DV. (a) Is high good or bad for this nutrient? ______ (b) Why? _______________________________</w:t>
       </w:r>
     </w:p>
     <w:p>
@@ -757,7 +757,7 @@
         <w:pStyle w:val="FirstParagraph"/>
       </w:pPr>
       <w:r>
-        <w:t xml:space="preserve">Grade 8 stretch: pick a package that gives fiber in grams only. Compute the % DV: grams ______ divided by 28, times 100 = ______%. Does your answer match the label? ______</w:t>
+        <w:t xml:space="preserve">Grade 8 stretch: Pick a package. Cover the fiber % DV with your thumb. Work it out from the grams: grams ______ divided by 28, times 100 = ______%. Does your answer match the label? ______</w:t>
       </w:r>
     </w:p>
     <w:p>
